--- a/portal/files/KORbuild Crew - Prototype status.docx
+++ b/portal/files/KORbuild Crew - Prototype status.docx
@@ -34,7 +34,21 @@
           <w:b w:val="0"/>
           <w:i w:val="0"/>
         </w:rPr>
-        <w:t>What is simulated in the prototype today, and what comes next.</w:t>
+        <w:t xml:space="preserve">The prototype (the demo with sample data) shows the product working. Beside it, the </w:t>
+      </w:r>
+      <w:r>
+        <w:rPr>
+          <w:b/>
+          <w:i w:val="0"/>
+        </w:rPr>
+        <w:t>real account</w:t>
+      </w:r>
+      <w:r>
+        <w:rPr>
+          <w:b w:val="0"/>
+          <w:i w:val="0"/>
+        </w:rPr>
+        <w:t xml:space="preserve"> already runs the time clock on the cloud database and is in homologation. This page says what is real today and what is still simulated in the demo.</w:t>
       </w:r>
     </w:p>
     <w:p>
@@ -46,7 +60,272 @@
           <w:b w:val="0"/>
           <w:i w:val="0"/>
         </w:rPr>
-        <w:t>Simulated today</w:t>
+        <w:t>Already running on the database (real account)</w:t>
+      </w:r>
+    </w:p>
+    <w:tbl>
+      <w:tblPr>
+        <w:tblStyle w:val="TableGrid"/>
+        <w:tblW w:type="auto" w:w="0"/>
+        <w:tblLook w:firstColumn="1" w:firstRow="1" w:lastColumn="0" w:lastRow="0" w:noHBand="0" w:noVBand="1" w:val="04A0"/>
+      </w:tblPr>
+      <w:tblGrid>
+        <w:gridCol w:w="4873"/>
+        <w:gridCol w:w="4873"/>
+      </w:tblGrid>
+      <w:tr>
+        <w:tc>
+          <w:tcPr>
+            <w:tcW w:type="dxa" w:w="4873"/>
+          </w:tcPr>
+          <w:p>
+            <w:pPr>
+              <w:shd w:val="clear" w:color="auto" w:fill="F2F4F7"/>
+            </w:pPr>
+            <w:r/>
+            <w:r>
+              <w:rPr>
+                <w:b/>
+                <w:i w:val="0"/>
+                <w:sz w:val="18"/>
+              </w:rPr>
+              <w:t>Item</w:t>
+            </w:r>
+          </w:p>
+        </w:tc>
+        <w:tc>
+          <w:tcPr>
+            <w:tcW w:type="dxa" w:w="4873"/>
+          </w:tcPr>
+          <w:p>
+            <w:pPr>
+              <w:shd w:val="clear" w:color="auto" w:fill="F2F4F7"/>
+            </w:pPr>
+            <w:r/>
+            <w:r>
+              <w:rPr>
+                <w:b/>
+                <w:i w:val="0"/>
+                <w:sz w:val="18"/>
+              </w:rPr>
+              <w:t>How it works today</w:t>
+            </w:r>
+          </w:p>
+        </w:tc>
+      </w:tr>
+      <w:tr>
+        <w:tc>
+          <w:tcPr>
+            <w:tcW w:type="dxa" w:w="4873"/>
+          </w:tcPr>
+          <w:p>
+            <w:r/>
+            <w:r>
+              <w:rPr>
+                <w:b w:val="0"/>
+                <w:i w:val="0"/>
+                <w:sz w:val="18"/>
+              </w:rPr>
+              <w:t>Time clock</w:t>
+            </w:r>
+          </w:p>
+        </w:tc>
+        <w:tc>
+          <w:tcPr>
+            <w:tcW w:type="dxa" w:w="4873"/>
+          </w:tcPr>
+          <w:p>
+            <w:r/>
+            <w:r>
+              <w:rPr>
+                <w:b w:val="0"/>
+                <w:i w:val="0"/>
+                <w:sz w:val="18"/>
+              </w:rPr>
+              <w:t xml:space="preserve">The foreman clocks in the crew and the worker clocks in and out on their own phone, online or offline: the phone keeps the punch and sends it when the signal is back, </w:t>
+            </w:r>
+            <w:r>
+              <w:rPr>
+                <w:b/>
+                <w:i w:val="0"/>
+                <w:sz w:val="18"/>
+              </w:rPr>
+              <w:t>with the time it was punched</w:t>
+            </w:r>
+            <w:r>
+              <w:rPr>
+                <w:b w:val="0"/>
+                <w:i w:val="0"/>
+                <w:sz w:val="18"/>
+              </w:rPr>
+              <w:t>. A punch is never edited or deleted; the database refuses it.</w:t>
+            </w:r>
+          </w:p>
+        </w:tc>
+      </w:tr>
+      <w:tr>
+        <w:tc>
+          <w:tcPr>
+            <w:tcW w:type="dxa" w:w="4873"/>
+          </w:tcPr>
+          <w:p>
+            <w:r/>
+            <w:r>
+              <w:rPr>
+                <w:b w:val="0"/>
+                <w:i w:val="0"/>
+                <w:sz w:val="18"/>
+              </w:rPr>
+              <w:t>Geofence</w:t>
+            </w:r>
+          </w:p>
+        </w:tc>
+        <w:tc>
+          <w:tcPr>
+            <w:tcW w:type="dxa" w:w="4873"/>
+          </w:tcPr>
+          <w:p>
+            <w:r/>
+            <w:r>
+              <w:rPr>
+                <w:b w:val="0"/>
+                <w:i w:val="0"/>
+                <w:sz w:val="18"/>
+              </w:rPr>
+              <w:t>Checked by the database at every punch; outside the geofence the punch is accepted, flagged and listed for the office to review.</w:t>
+            </w:r>
+          </w:p>
+        </w:tc>
+      </w:tr>
+      <w:tr>
+        <w:tc>
+          <w:tcPr>
+            <w:tcW w:type="dxa" w:w="4873"/>
+          </w:tcPr>
+          <w:p>
+            <w:r/>
+            <w:r>
+              <w:rPr>
+                <w:b w:val="0"/>
+                <w:i w:val="0"/>
+                <w:sz w:val="18"/>
+              </w:rPr>
+              <w:t>Office</w:t>
+            </w:r>
+          </w:p>
+        </w:tc>
+        <w:tc>
+          <w:tcPr>
+            <w:tcW w:type="dxa" w:w="4873"/>
+          </w:tcPr>
+          <w:p>
+            <w:r/>
+            <w:r>
+              <w:rPr>
+                <w:b w:val="0"/>
+                <w:i w:val="0"/>
+                <w:sz w:val="18"/>
+              </w:rPr>
+              <w:t>Review, adjust (a new punch with a reason), approve and return the week, labor budget. A week with a missing clock-out cannot be approved; an approved week is closed — no late punch, no adjustment, no new hourly rate inside it.</w:t>
+            </w:r>
+          </w:p>
+        </w:tc>
+      </w:tr>
+      <w:tr>
+        <w:tc>
+          <w:tcPr>
+            <w:tcW w:type="dxa" w:w="4873"/>
+          </w:tcPr>
+          <w:p>
+            <w:r/>
+            <w:r>
+              <w:rPr>
+                <w:b w:val="0"/>
+                <w:i w:val="0"/>
+                <w:sz w:val="18"/>
+              </w:rPr>
+              <w:t>Location during the workday</w:t>
+            </w:r>
+          </w:p>
+        </w:tc>
+        <w:tc>
+          <w:tcPr>
+            <w:tcW w:type="dxa" w:w="4873"/>
+          </w:tcPr>
+          <w:p>
+            <w:r/>
+            <w:r>
+              <w:rPr>
+                <w:b w:val="0"/>
+                <w:i w:val="0"/>
+                <w:sz w:val="18"/>
+              </w:rPr>
+              <w:t xml:space="preserve">After the worker accepts the </w:t>
+            </w:r>
+            <w:r>
+              <w:rPr>
+                <w:b/>
+                <w:i w:val="0"/>
+                <w:sz w:val="18"/>
+              </w:rPr>
+              <w:t>location notice</w:t>
+            </w:r>
+            <w:r>
+              <w:rPr>
+                <w:b w:val="0"/>
+                <w:i w:val="0"/>
+                <w:sz w:val="18"/>
+              </w:rPr>
+              <w:t xml:space="preserve"> in the app, the phone records its position while the app is open and the person is clocked in: when the app is opened and every 15 minutes on site (5 while traveling). Never during breaks or clocked out — the database refuses those. The day map shows the real records and flags stretches with no record (app closed).</w:t>
+            </w:r>
+          </w:p>
+        </w:tc>
+      </w:tr>
+      <w:tr>
+        <w:tc>
+          <w:tcPr>
+            <w:tcW w:type="dxa" w:w="4873"/>
+          </w:tcPr>
+          <w:p>
+            <w:r/>
+            <w:r>
+              <w:rPr>
+                <w:b w:val="0"/>
+                <w:i w:val="0"/>
+                <w:sz w:val="18"/>
+              </w:rPr>
+              <w:t>General contractor</w:t>
+            </w:r>
+          </w:p>
+        </w:tc>
+        <w:tc>
+          <w:tcPr>
+            <w:tcW w:type="dxa" w:w="4873"/>
+          </w:tcPr>
+          <w:p>
+            <w:r/>
+            <w:r>
+              <w:rPr>
+                <w:b w:val="0"/>
+                <w:i w:val="0"/>
+                <w:sz w:val="18"/>
+              </w:rPr>
+              <w:t>Sees names, trades and hours of the subcontractors' people on its jobs — never wages, costs or location.</w:t>
+            </w:r>
+          </w:p>
+        </w:tc>
+      </w:tr>
+    </w:tbl>
+    <w:p>
+      <w:pPr>
+        <w:pStyle w:val="Heading1"/>
+      </w:pPr>
+      <w:r>
+        <w:rPr>
+          <w:b w:val="0"/>
+          <w:i w:val="0"/>
+        </w:rPr>
+        <w:t>Simulated today (in the demo)</w:t>
       </w:r>
     </w:p>
     <w:tbl>
@@ -164,7 +443,23 @@
                 <w:i w:val="0"/>
                 <w:sz w:val="18"/>
               </w:rPr>
-              <w:t>A cloud database, separated by company, with audit trail.</w:t>
+              <w:t xml:space="preserve">The cloud database, separated by company, with audit trail — </w:t>
+            </w:r>
+            <w:r>
+              <w:rPr>
+                <w:b/>
+                <w:i w:val="0"/>
+                <w:sz w:val="18"/>
+              </w:rPr>
+              <w:t>already running</w:t>
+            </w:r>
+            <w:r>
+              <w:rPr>
+                <w:b w:val="0"/>
+                <w:i w:val="0"/>
+                <w:sz w:val="18"/>
+              </w:rPr>
+              <w:t xml:space="preserve"> in the real account.</w:t>
             </w:r>
           </w:p>
         </w:tc>
@@ -284,11 +579,19 @@
             <w:r/>
             <w:r>
               <w:rPr>
+                <w:b/>
+                <w:i w:val="0"/>
+                <w:sz w:val="18"/>
+              </w:rPr>
+              <w:t>Already running</w:t>
+            </w:r>
+            <w:r>
+              <w:rPr>
                 <w:b w:val="0"/>
                 <w:i w:val="0"/>
                 <w:sz w:val="18"/>
               </w:rPr>
-              <w:t>The store app's GPS in the background, with notice and consent. A web app cannot record in the background.</w:t>
+              <w:t xml:space="preserve"> while the app is open, after the worker's consent. With the app closed or the screen locked the browser cannot record: that part needs the store app, which will use the same database.</w:t>
             </w:r>
           </w:p>
         </w:tc>
@@ -388,7 +691,23 @@
                 <w:i w:val="0"/>
                 <w:sz w:val="18"/>
               </w:rPr>
-              <w:t>Real approved timesheets.</w:t>
+              <w:t xml:space="preserve">Real approved timesheets — </w:t>
+            </w:r>
+            <w:r>
+              <w:rPr>
+                <w:b/>
+                <w:i w:val="0"/>
+                <w:sz w:val="18"/>
+              </w:rPr>
+              <w:t>already running</w:t>
+            </w:r>
+            <w:r>
+              <w:rPr>
+                <w:b w:val="0"/>
+                <w:i w:val="0"/>
+                <w:sz w:val="18"/>
+              </w:rPr>
+              <w:t>.</w:t>
             </w:r>
           </w:p>
         </w:tc>
@@ -602,6 +921,40 @@
                 <w:sz w:val="18"/>
               </w:rPr>
               <w:t>Notes</w:t>
+            </w:r>
+          </w:p>
+        </w:tc>
+      </w:tr>
+      <w:tr>
+        <w:tc>
+          <w:tcPr>
+            <w:tcW w:type="dxa" w:w="4873"/>
+          </w:tcPr>
+          <w:p>
+            <w:r/>
+            <w:r>
+              <w:rPr>
+                <w:b w:val="0"/>
+                <w:i w:val="0"/>
+                <w:sz w:val="18"/>
+              </w:rPr>
+              <w:t>Crew photo at the punch</w:t>
+            </w:r>
+          </w:p>
+        </w:tc>
+        <w:tc>
+          <w:tcPr>
+            <w:tcW w:type="dxa" w:w="4873"/>
+          </w:tcPr>
+          <w:p>
+            <w:r/>
+            <w:r>
+              <w:rPr>
+                <w:b w:val="0"/>
+                <w:i w:val="0"/>
+                <w:sz w:val="18"/>
+              </w:rPr>
+              <w:t>The real account records that a photo was taken; capturing and storing the photo comes next.</w:t>
             </w:r>
           </w:p>
         </w:tc>

--- a/portal/files/KORbuild Crew - Prototype status.docx
+++ b/portal/files/KORbuild Crew - Prototype status.docx
@@ -159,6 +159,56 @@
                 <w:sz w:val="18"/>
               </w:rPr>
               <w:t>. A punch is never edited or deleted; the database refuses it.</w:t>
+            </w:r>
+          </w:p>
+        </w:tc>
+      </w:tr>
+      <w:tr>
+        <w:tc>
+          <w:tcPr>
+            <w:tcW w:type="dxa" w:w="4873"/>
+          </w:tcPr>
+          <w:p>
+            <w:r/>
+            <w:r>
+              <w:rPr>
+                <w:b w:val="0"/>
+                <w:i w:val="0"/>
+                <w:sz w:val="18"/>
+              </w:rPr>
+              <w:t>Crew photo</w:t>
+            </w:r>
+          </w:p>
+        </w:tc>
+        <w:tc>
+          <w:tcPr>
+            <w:tcW w:type="dxa" w:w="4873"/>
+          </w:tcPr>
+          <w:p>
+            <w:r/>
+            <w:r>
+              <w:rPr>
+                <w:b w:val="0"/>
+                <w:i w:val="0"/>
+                <w:sz w:val="18"/>
+              </w:rPr>
+              <w:t xml:space="preserve">At the foreman's clock-in the </w:t>
+            </w:r>
+            <w:r>
+              <w:rPr>
+                <w:b/>
+                <w:i w:val="0"/>
+                <w:sz w:val="18"/>
+              </w:rPr>
+              <w:t>Crew photo</w:t>
+            </w:r>
+            <w:r>
+              <w:rPr>
+                <w:b w:val="0"/>
+                <w:i w:val="0"/>
+                <w:sz w:val="18"/>
+              </w:rPr>
+              <w:t xml:space="preserve"> field opens the phone camera; the photo is reduced, stamped with job, time and place, kept on the phone and sent with the punch (offline too). The office sees it as a thumbnail on the person's day; the general contractor does not see photos.</w:t>
             </w:r>
           </w:p>
         </w:tc>
@@ -938,40 +988,6 @@
                 <w:i w:val="0"/>
                 <w:sz w:val="18"/>
               </w:rPr>
-              <w:t>Crew photo at the punch</w:t>
-            </w:r>
-          </w:p>
-        </w:tc>
-        <w:tc>
-          <w:tcPr>
-            <w:tcW w:type="dxa" w:w="4873"/>
-          </w:tcPr>
-          <w:p>
-            <w:r/>
-            <w:r>
-              <w:rPr>
-                <w:b w:val="0"/>
-                <w:i w:val="0"/>
-                <w:sz w:val="18"/>
-              </w:rPr>
-              <w:t>The real account records that a photo was taken; capturing and storing the photo comes next.</w:t>
-            </w:r>
-          </w:p>
-        </w:tc>
-      </w:tr>
-      <w:tr>
-        <w:tc>
-          <w:tcPr>
-            <w:tcW w:type="dxa" w:w="4873"/>
-          </w:tcPr>
-          <w:p>
-            <w:r/>
-            <w:r>
-              <w:rPr>
-                <w:b w:val="0"/>
-                <w:i w:val="0"/>
-                <w:sz w:val="18"/>
-              </w:rPr>
               <w:t>Geofence reminder to clock in</w:t>
             </w:r>
           </w:p>
